--- a/modele-contrat.docx
+++ b/modele-contrat.docx
@@ -84,7 +84,7 @@
       <w:r>
         <w:t xml:space="preserve">	Email : </w:t>
       </w:r>
-      <w:hyperlink w:history="1" r:id="rIdn_ixacibwb1sbwyihrae1">
+      <w:hyperlink w:history="1" r:id="rIdqogmfm13dkf0zmseajcnt">
         <w:r>
           <w:rPr>
             <w:rStyle w:val="Hyperlink"/>
@@ -361,7 +361,7 @@
           <w:b/>
           <w:bCs/>
         </w:rPr>
-        <w:t xml:space="preserve">{effectif}</w:t>
+        <w:t xml:space="preserve">46</w:t>
       </w:r>
       <w:r>
         <w:t xml:space="preserve"> musiciens bénévoles au complet et </w:t>
@@ -510,12 +510,41 @@
       <w:r>
         <w:t xml:space="preserve"> soit par : </w:t>
       </w:r>
-      <w:r>
-        <w:rPr>
-          <w:b/>
-          <w:bCs/>
-        </w:rPr>
-        <w:t xml:space="preserve">{moyenPaiementTexte}</w:t>
+    </w:p>
+    <w:p>
+      <w:pPr>
+        <w:pStyle w:val="ListParagraph"/>
+        <w:numPr>
+          <w:ilvl w:val="0"/>
+          <w:numId w:val="1"/>
+        </w:numPr>
+      </w:pPr>
+      <w:r>
+        <w:t xml:space="preserve">Chèque à l’ordre de : « La Banda ESPERANZA »</w:t>
+      </w:r>
+    </w:p>
+    <w:p>
+      <w:pPr>
+        <w:pStyle w:val="ListParagraph"/>
+        <w:numPr>
+          <w:ilvl w:val="0"/>
+          <w:numId w:val="1"/>
+        </w:numPr>
+      </w:pPr>
+      <w:r>
+        <w:t xml:space="preserve">Espèce</w:t>
+      </w:r>
+    </w:p>
+    <w:p>
+      <w:pPr>
+        <w:pStyle w:val="ListParagraph"/>
+        <w:numPr>
+          <w:ilvl w:val="0"/>
+          <w:numId w:val="1"/>
+        </w:numPr>
+      </w:pPr>
+      <w:r>
+        <w:t xml:space="preserve">Virement (nous contacter)</w:t>
       </w:r>
     </w:p>
     <w:p>

--- a/modele-contrat.docx
+++ b/modele-contrat.docx
@@ -2,6 +2,216 @@
 <file path=word/document.xml><?xml version="1.0" encoding="utf-8"?>
 <w:document xmlns:wpc="http://schemas.microsoft.com/office/word/2010/wordprocessingCanvas" xmlns:mc="http://schemas.openxmlformats.org/markup-compatibility/2006" xmlns:o="urn:schemas-microsoft-com:office:office" xmlns:r="http://schemas.openxmlformats.org/officeDocument/2006/relationships" xmlns:m="http://schemas.openxmlformats.org/officeDocument/2006/math" xmlns:v="urn:schemas-microsoft-com:vml" xmlns:wp14="http://schemas.microsoft.com/office/word/2010/wordprocessingDrawing" xmlns:wp="http://schemas.openxmlformats.org/drawingml/2006/wordprocessingDrawing" xmlns:w10="urn:schemas-microsoft-com:office:word" xmlns:w="http://schemas.openxmlformats.org/wordprocessingml/2006/main" xmlns:w14="http://schemas.microsoft.com/office/word/2010/wordml" xmlns:w15="http://schemas.microsoft.com/office/word/2012/wordml" xmlns:wpg="http://schemas.microsoft.com/office/word/2010/wordprocessingGroup" xmlns:wpi="http://schemas.microsoft.com/office/word/2010/wordprocessingInk" xmlns:wne="http://schemas.microsoft.com/office/word/2006/wordml" xmlns:wps="http://schemas.microsoft.com/office/word/2010/wordprocessingShape" xmlns:cx="http://schemas.microsoft.com/office/drawing/2014/chartex" xmlns:cx1="http://schemas.microsoft.com/office/drawing/2015/9/8/chartex" xmlns:cx2="http://schemas.microsoft.com/office/drawing/2015/10/21/chartex" xmlns:cx3="http://schemas.microsoft.com/office/drawing/2016/5/9/chartex" xmlns:cx4="http://schemas.microsoft.com/office/drawing/2016/5/10/chartex" xmlns:cx5="http://schemas.microsoft.com/office/drawing/2016/5/11/chartex" xmlns:cx6="http://schemas.microsoft.com/office/drawing/2016/5/12/chartex" xmlns:cx7="http://schemas.microsoft.com/office/drawing/2016/5/13/chartex" xmlns:cx8="http://schemas.microsoft.com/office/drawing/2016/5/14/chartex" xmlns:aink="http://schemas.microsoft.com/office/drawing/2016/ink" xmlns:am3d="http://schemas.microsoft.com/office/drawing/2017/model3d" xmlns:w16cex="http://schemas.microsoft.com/office/word/2018/wordml/cex" xmlns:w16cid="http://schemas.microsoft.com/office/word/2016/wordml/cid" xmlns:w16="http://schemas.microsoft.com/office/word/2018/wordml" xmlns:w16sdtdh="http://schemas.microsoft.com/office/word/2020/wordml/sdtdatahash" xmlns:w16se="http://schemas.microsoft.com/office/word/2015/wordml/symex" mc:Ignorable="w14 w15 wp14">
   <w:body>
+    <w:tbl>
+      <w:tblPr>
+        <w:tblW w:type="dxa" w:w="9600"/>
+        <w:tblBorders>
+          <w:top w:val="none" w:color="FFFFFF" w:sz="0"/>
+          <w:left w:val="none" w:color="FFFFFF" w:sz="0"/>
+          <w:bottom w:val="none" w:color="FFFFFF" w:sz="0"/>
+          <w:right w:val="none" w:color="FFFFFF" w:sz="0"/>
+          <w:insideH w:val="single" w:color="auto" w:sz="4"/>
+          <w:insideV w:val="single" w:color="auto" w:sz="4"/>
+        </w:tblBorders>
+      </w:tblPr>
+      <w:tblGrid>
+        <w:gridCol w:w="1800"/>
+        <w:gridCol w:w="7800"/>
+      </w:tblGrid>
+      <w:tr>
+        <w:tc>
+          <w:tcPr>
+            <w:tcW w:type="dxa" w:w="1800"/>
+            <w:tcBorders>
+              <w:top w:val="none" w:color="FFFFFF" w:sz="0"/>
+              <w:left w:val="none" w:color="FFFFFF" w:sz="0"/>
+              <w:bottom w:val="none" w:color="FFFFFF" w:sz="0"/>
+              <w:right w:val="none" w:color="FFFFFF" w:sz="0"/>
+            </w:tcBorders>
+            <w:vAlign w:val="center"/>
+          </w:tcPr>
+          <w:p>
+            <w:r>
+              <w:drawing>
+                <wp:inline distT="0" distB="0" distL="0" distR="0">
+                  <wp:extent cx="809625" cy="809625"/>
+                  <wp:effectExtent t="0" r="0" b="0" l="0"/>
+                  <wp:docPr id="1" name="" descr="" title=""/>
+                  <wp:cNvGraphicFramePr>
+                    <a:graphicFrameLocks xmlns:a="http://schemas.openxmlformats.org/drawingml/2006/main" noChangeAspect="1"/>
+                  </wp:cNvGraphicFramePr>
+                  <a:graphic xmlns:a="http://schemas.openxmlformats.org/drawingml/2006/main">
+                    <a:graphicData uri="http://schemas.openxmlformats.org/drawingml/2006/picture">
+                      <pic:pic xmlns:pic="http://schemas.openxmlformats.org/drawingml/2006/picture">
+                        <pic:nvPicPr>
+                          <pic:cNvPr id="0" name="" descr=""/>
+                          <pic:cNvPicPr>
+                            <a:picLocks noChangeAspect="1" noChangeArrowheads="1"/>
+                          </pic:cNvPicPr>
+                        </pic:nvPicPr>
+                        <pic:blipFill>
+                          <a:blip r:embed="rId7" cstate="none"/>
+                          <a:srcRect/>
+                          <a:stretch>
+                            <a:fillRect/>
+                          </a:stretch>
+                        </pic:blipFill>
+                        <pic:spPr bwMode="auto">
+                          <a:xfrm>
+                            <a:off x="0" y="0"/>
+                            <a:ext cx="809625" cy="809625"/>
+                          </a:xfrm>
+                          <a:prstGeom prst="rect">
+                            <a:avLst/>
+                          </a:prstGeom>
+                        </pic:spPr>
+                      </pic:pic>
+                    </a:graphicData>
+                  </a:graphic>
+                </wp:inline>
+              </w:drawing>
+            </w:r>
+          </w:p>
+        </w:tc>
+        <w:tc>
+          <w:tcPr>
+            <w:tcW w:type="dxa" w:w="7800"/>
+            <w:tcBorders>
+              <w:top w:val="single" w:color="1A1740" w:sz="4"/>
+              <w:left w:val="single" w:color="1A1740" w:sz="4"/>
+              <w:bottom w:val="single" w:color="1A1740" w:sz="4"/>
+              <w:right w:val="single" w:color="1A1740" w:sz="4"/>
+            </w:tcBorders>
+            <w:tcMar>
+              <w:top w:type="dxa" w:w="120"/>
+              <w:left w:type="dxa" w:w="160"/>
+              <w:bottom w:type="dxa" w:w="120"/>
+              <w:right w:type="dxa" w:w="160"/>
+            </w:tcMar>
+            <w:vAlign w:val="center"/>
+          </w:tcPr>
+          <w:p>
+            <w:r>
+              <w:rPr>
+                <w:b/>
+                <w:bCs/>
+                <w:sz w:val="24"/>
+                <w:szCs w:val="24"/>
+                <w:u w:val="single"/>
+              </w:rPr>
+              <w:t xml:space="preserve">Banda ESPERANZA</w:t>
+            </w:r>
+          </w:p>
+          <w:p>
+            <w:r>
+              <w:rPr>
+                <w:sz w:val="18"/>
+                <w:szCs w:val="18"/>
+              </w:rPr>
+              <w:t xml:space="preserve">40 Ter Avenue de la côte d’argent</w:t>
+            </w:r>
+          </w:p>
+          <w:p>
+            <w:r>
+              <w:rPr>
+                <w:sz w:val="18"/>
+                <w:szCs w:val="18"/>
+              </w:rPr>
+              <w:t xml:space="preserve">40230 St Vincent de Tyrosse</w:t>
+            </w:r>
+          </w:p>
+          <w:p>
+            <w:r>
+              <w:rPr>
+                <w:sz w:val="18"/>
+                <w:szCs w:val="18"/>
+              </w:rPr>
+              <w:t xml:space="preserve">Tél. : 06.03.75.45.50 (Charlotte) – 06.28.28.66.63 (Louanne)</w:t>
+            </w:r>
+          </w:p>
+          <w:p>
+            <w:r>
+              <w:rPr>
+                <w:sz w:val="18"/>
+                <w:szCs w:val="18"/>
+              </w:rPr>
+              <w:t xml:space="preserve">contact@banda-esperanza.com</w:t>
+            </w:r>
+          </w:p>
+          <w:p>
+            <w:r>
+              <w:rPr>
+                <w:sz w:val="18"/>
+                <w:szCs w:val="18"/>
+              </w:rPr>
+              <w:t xml:space="preserve">www.banda-esperanza.com</w:t>
+            </w:r>
+          </w:p>
+        </w:tc>
+      </w:tr>
+    </w:tbl>
+    <w:p>
+      <w:pPr>
+        <w:spacing w:after="200" w:before="200"/>
+      </w:pPr>
+    </w:p>
+    <w:tbl>
+      <w:tblPr>
+        <w:tblW w:type="dxa" w:w="5600"/>
+        <w:jc w:val="center"/>
+        <w:tblBorders>
+          <w:top w:val="single" w:color="auto" w:sz="4"/>
+          <w:left w:val="single" w:color="auto" w:sz="4"/>
+          <w:bottom w:val="single" w:color="auto" w:sz="4"/>
+          <w:right w:val="single" w:color="auto" w:sz="4"/>
+          <w:insideH w:val="single" w:color="auto" w:sz="4"/>
+          <w:insideV w:val="single" w:color="auto" w:sz="4"/>
+        </w:tblBorders>
+      </w:tblPr>
+      <w:tblGrid>
+        <w:gridCol w:w="5600"/>
+      </w:tblGrid>
+      <w:tr>
+        <w:tc>
+          <w:tcPr>
+            <w:tcW w:type="dxa" w:w="5600"/>
+            <w:tcBorders>
+              <w:top w:val="single" w:color="1A1740" w:sz="4"/>
+              <w:left w:val="single" w:color="1A1740" w:sz="4"/>
+              <w:bottom w:val="single" w:color="1A1740" w:sz="4"/>
+              <w:right w:val="single" w:color="1A1740" w:sz="4"/>
+            </w:tcBorders>
+            <w:shd w:fill="EDEBF5" w:val="clear"/>
+            <w:tcMar>
+              <w:top w:type="dxa" w:w="160"/>
+              <w:left w:type="dxa" w:w="160"/>
+              <w:bottom w:type="dxa" w:w="160"/>
+              <w:right w:type="dxa" w:w="160"/>
+            </w:tcMar>
+          </w:tcPr>
+          <w:p>
+            <w:pPr>
+              <w:jc w:val="center"/>
+            </w:pPr>
+            <w:r>
+              <w:rPr>
+                <w:b/>
+                <w:bCs/>
+                <w:sz w:val="24"/>
+                <w:szCs w:val="24"/>
+                <w:u w:val="single"/>
+              </w:rPr>
+              <w:t xml:space="preserve">CONTRAT D’ENGAGEMENT N° {numeroContrat}</w:t>
+            </w:r>
+          </w:p>
+        </w:tc>
+      </w:tr>
+    </w:tbl>
+    <w:p>
+      <w:pPr>
+        <w:spacing w:after="300"/>
+      </w:pPr>
+    </w:p>
     <w:p>
       <w:r>
         <w:rPr>
@@ -84,7 +294,7 @@
       <w:r>
         <w:t xml:space="preserve">	Email : </w:t>
       </w:r>
-      <w:hyperlink w:history="1" r:id="rIdqogmfm13dkf0zmseajcnt">
+      <w:hyperlink w:history="1" r:id="rIdjwzq0ewtk7dowgvfycjb9">
         <w:r>
           <w:rPr>
             <w:rStyle w:val="Hyperlink"/>
@@ -164,75 +374,53 @@
     </w:p>
     <w:p>
       <w:r>
-        <w:t xml:space="preserve">	Adresse : </w:t>
-      </w:r>
-      <w:r>
-        <w:rPr>
-          <w:b/>
-          <w:bCs/>
-        </w:rPr>
-        <w:t xml:space="preserve">{clientAdresse}</w:t>
-      </w:r>
-    </w:p>
-    <w:p>
-      <w:r>
-        <w:t xml:space="preserve">	Tel : </w:t>
-      </w:r>
-      <w:r>
-        <w:rPr>
-          <w:b/>
-          <w:bCs/>
-        </w:rPr>
-        <w:t xml:space="preserve">{clientTelephone}</w:t>
-      </w:r>
-    </w:p>
-    <w:p>
-      <w:r>
-        <w:t xml:space="preserve">	Email : </w:t>
-      </w:r>
-      <w:r>
-        <w:rPr>
-          <w:b/>
-          <w:bCs/>
-        </w:rPr>
-        <w:t xml:space="preserve">{clientEmail}</w:t>
-      </w:r>
-    </w:p>
-    <w:p>
-      <w:r>
-        <w:t xml:space="preserve">	Ci-après dénommé « </w:t>
-      </w:r>
-      <w:r>
-        <w:rPr>
-          <w:b/>
-          <w:bCs/>
+        <w:rPr>
           <w:i/>
           <w:iCs/>
         </w:rPr>
-        <w:t xml:space="preserve">L’organisateur</w:t>
-      </w:r>
-      <w:r>
-        <w:t xml:space="preserve"> »</w:t>
-      </w:r>
-    </w:p>
-    <w:p>
-      <w:pPr>
-        <w:jc w:val="right"/>
-      </w:pPr>
-      <w:r>
-        <w:rPr>
-          <w:b/>
-          <w:bCs/>
-        </w:rPr>
-        <w:t xml:space="preserve">D’autre part,</w:t>
-      </w:r>
-    </w:p>
-    <w:p>
-      <w:pPr>
-        <w:spacing w:after="120"/>
-      </w:pPr>
-    </w:p>
-    <w:p>
+        <w:t xml:space="preserve">SIRET : {clientSiret}</w:t>
+      </w:r>
+    </w:p>
+    <w:p>
+      <w:r>
+        <w:t xml:space="preserve">	Adresse : </w:t>
+      </w:r>
+      <w:r>
+        <w:rPr>
+          <w:b/>
+          <w:bCs/>
+        </w:rPr>
+        <w:t xml:space="preserve">{clientAdresse}</w:t>
+      </w:r>
+    </w:p>
+    <w:p>
+      <w:r>
+        <w:t xml:space="preserve">	Tel : </w:t>
+      </w:r>
+      <w:r>
+        <w:rPr>
+          <w:b/>
+          <w:bCs/>
+        </w:rPr>
+        <w:t xml:space="preserve">{clientTelephone}</w:t>
+      </w:r>
+    </w:p>
+    <w:p>
+      <w:r>
+        <w:t xml:space="preserve">	Email : </w:t>
+      </w:r>
+      <w:r>
+        <w:rPr>
+          <w:b/>
+          <w:bCs/>
+        </w:rPr>
+        <w:t xml:space="preserve">{clientEmail}</w:t>
+      </w:r>
+    </w:p>
+    <w:p>
+      <w:r>
+        <w:t xml:space="preserve">	Ci-après dénommé « </w:t>
+      </w:r>
       <w:r>
         <w:rPr>
           <w:b/>
@@ -240,6 +428,37 @@
           <w:i/>
           <w:iCs/>
         </w:rPr>
+        <w:t xml:space="preserve">L’organisateur</w:t>
+      </w:r>
+      <w:r>
+        <w:t xml:space="preserve"> »</w:t>
+      </w:r>
+    </w:p>
+    <w:p>
+      <w:pPr>
+        <w:jc w:val="right"/>
+      </w:pPr>
+      <w:r>
+        <w:rPr>
+          <w:b/>
+          <w:bCs/>
+        </w:rPr>
+        <w:t xml:space="preserve">D’autre part,</w:t>
+      </w:r>
+    </w:p>
+    <w:p>
+      <w:pPr>
+        <w:spacing w:after="120"/>
+      </w:pPr>
+    </w:p>
+    <w:p>
+      <w:r>
+        <w:rPr>
+          <w:b/>
+          <w:bCs/>
+          <w:i/>
+          <w:iCs/>
+        </w:rPr>
         <w:t xml:space="preserve">Il a été convenu et arrêté ce qui suit :</w:t>
       </w:r>
     </w:p>
@@ -253,6 +472,7 @@
         <w:rPr>
           <w:b/>
           <w:bCs/>
+          <w:u w:val="single"/>
         </w:rPr>
         <w:t xml:space="preserve">Article I – Objet : </w:t>
       </w:r>
@@ -260,6 +480,291 @@
     <w:p>
       <w:r>
         <w:t xml:space="preserve">L’association s’engage à assurer sa représentation musicale dans les conditions définies ci-dessous :</w:t>
+      </w:r>
+    </w:p>
+    <w:p>
+      <w:pPr>
+        <w:ind w:left="400"/>
+      </w:pPr>
+      <w:r>
+        <w:rPr>
+          <w:b/>
+          <w:bCs/>
+        </w:rPr>
+        <w:t xml:space="preserve">1-	</w:t>
+      </w:r>
+      <w:r>
+        <w:t xml:space="preserve">Lieu de la représentation : </w:t>
+      </w:r>
+      <w:r>
+        <w:rPr>
+          <w:b/>
+          <w:bCs/>
+        </w:rPr>
+        <w:t xml:space="preserve">{lieu}</w:t>
+      </w:r>
+    </w:p>
+    <w:p>
+      <w:pPr>
+        <w:ind w:left="400"/>
+      </w:pPr>
+      <w:r>
+        <w:rPr>
+          <w:b/>
+          <w:bCs/>
+        </w:rPr>
+        <w:t xml:space="preserve">2-	</w:t>
+      </w:r>
+      <w:r>
+        <w:t xml:space="preserve">Date : </w:t>
+      </w:r>
+      <w:r>
+        <w:rPr>
+          <w:b/>
+          <w:bCs/>
+        </w:rPr>
+        <w:t xml:space="preserve">{dateContrat}</w:t>
+      </w:r>
+    </w:p>
+    <w:p>
+      <w:pPr>
+        <w:ind w:left="400"/>
+      </w:pPr>
+      <w:r>
+        <w:rPr>
+          <w:b/>
+          <w:bCs/>
+        </w:rPr>
+        <w:t xml:space="preserve">3-	</w:t>
+      </w:r>
+      <w:r>
+        <w:t xml:space="preserve">Horaire : </w:t>
+      </w:r>
+      <w:r>
+        <w:rPr>
+          <w:b/>
+          <w:bCs/>
+        </w:rPr>
+        <w:t xml:space="preserve">{horaireDebut} - {horaireFin}</w:t>
+      </w:r>
+    </w:p>
+    <w:p>
+      <w:pPr>
+        <w:spacing w:after="80"/>
+      </w:pPr>
+    </w:p>
+    <w:p>
+      <w:r>
+        <w:rPr>
+          <w:b/>
+          <w:bCs/>
+          <w:u w:val="single"/>
+        </w:rPr>
+        <w:t xml:space="preserve">Article II – Obligations de l’association :</w:t>
+      </w:r>
+    </w:p>
+    <w:p>
+      <w:pPr>
+        <w:ind w:left="400"/>
+      </w:pPr>
+      <w:r>
+        <w:rPr>
+          <w:b/>
+          <w:bCs/>
+        </w:rPr>
+        <w:t xml:space="preserve">1-	</w:t>
+      </w:r>
+      <w:r>
+        <w:t xml:space="preserve">L’association s’engage à produire sa représentation musicale et à en assurer la responsabilité artistique.</w:t>
+      </w:r>
+    </w:p>
+    <w:p>
+      <w:pPr>
+        <w:ind w:left="400"/>
+      </w:pPr>
+      <w:r>
+        <w:rPr>
+          <w:b/>
+          <w:bCs/>
+        </w:rPr>
+        <w:t xml:space="preserve">2-	</w:t>
+      </w:r>
+      <w:r>
+        <w:t xml:space="preserve">L’association sera composée de </w:t>
+      </w:r>
+      <w:r>
+        <w:rPr>
+          <w:b/>
+          <w:bCs/>
+        </w:rPr>
+        <w:t xml:space="preserve">46</w:t>
+      </w:r>
+      <w:r>
+        <w:t xml:space="preserve"> musiciens bénévoles au complet et </w:t>
+      </w:r>
+      <w:r>
+        <w:rPr>
+          <w:b/>
+          <w:bCs/>
+        </w:rPr>
+        <w:t xml:space="preserve">se réserve le droit d’assurer une animation en effectif réduit.</w:t>
+      </w:r>
+    </w:p>
+    <w:p>
+      <w:pPr>
+        <w:spacing w:after="80"/>
+      </w:pPr>
+    </w:p>
+    <w:p>
+      <w:r>
+        <w:rPr>
+          <w:b/>
+          <w:bCs/>
+          <w:u w:val="single"/>
+        </w:rPr>
+        <w:t xml:space="preserve">Article III – Obligation de l’organisateur :</w:t>
+      </w:r>
+    </w:p>
+    <w:p>
+      <w:pPr>
+        <w:ind w:left="400"/>
+      </w:pPr>
+      <w:r>
+        <w:rPr>
+          <w:b/>
+          <w:bCs/>
+        </w:rPr>
+        <w:t xml:space="preserve">1-	</w:t>
+      </w:r>
+      <w:r>
+        <w:t xml:space="preserve">L’organisateur fournira le lieu de représentation en ordre de marche.</w:t>
+      </w:r>
+    </w:p>
+    <w:p>
+      <w:pPr>
+        <w:ind w:left="400"/>
+      </w:pPr>
+      <w:r>
+        <w:rPr>
+          <w:b/>
+          <w:bCs/>
+        </w:rPr>
+        <w:t xml:space="preserve">2-	</w:t>
+      </w:r>
+      <w:r>
+        <w:t xml:space="preserve">Il assurera le service général du lieu : </w:t>
+      </w:r>
+      <w:r>
+        <w:rPr>
+          <w:b/>
+          <w:bCs/>
+        </w:rPr>
+        <w:t xml:space="preserve">accueil – sécurité</w:t>
+      </w:r>
+      <w:r>
+        <w:t xml:space="preserve">.</w:t>
+      </w:r>
+    </w:p>
+    <w:p>
+      <w:pPr>
+        <w:ind w:left="400"/>
+      </w:pPr>
+      <w:r>
+        <w:rPr>
+          <w:b/>
+          <w:bCs/>
+        </w:rPr>
+        <w:t xml:space="preserve">3-	</w:t>
+      </w:r>
+      <w:r>
+        <w:t xml:space="preserve">Il aura à sa charge les droits d’auteur et en assurera le paiement.</w:t>
+      </w:r>
+    </w:p>
+    <w:p>
+      <w:pPr>
+        <w:spacing w:after="80"/>
+      </w:pPr>
+    </w:p>
+    <w:p>
+      <w:r>
+        <w:rPr>
+          <w:b/>
+          <w:bCs/>
+          <w:u w:val="single"/>
+        </w:rPr>
+        <w:t xml:space="preserve">Article IV – Conditions financières :</w:t>
+      </w:r>
+    </w:p>
+    <w:p>
+      <w:pPr>
+        <w:ind w:left="400"/>
+      </w:pPr>
+      <w:r>
+        <w:rPr>
+          <w:b/>
+          <w:bCs/>
+        </w:rPr>
+        <w:t xml:space="preserve">1-	</w:t>
+      </w:r>
+      <w:r>
+        <w:t xml:space="preserve">L’organisateur s’engage, en contrepartie de ce qui précède, à régler les prestations de l’association pour un montant total de </w:t>
+      </w:r>
+      <w:r>
+        <w:rPr>
+          <w:b/>
+          <w:bCs/>
+        </w:rPr>
+        <w:t xml:space="preserve">{montant} €</w:t>
+      </w:r>
+    </w:p>
+    <w:p>
+      <w:pPr>
+        <w:ind w:left="400"/>
+      </w:pPr>
+      <w:r>
+        <w:rPr>
+          <w:b/>
+          <w:bCs/>
+        </w:rPr>
+        <w:t xml:space="preserve">2-	</w:t>
+      </w:r>
+      <w:r>
+        <w:t xml:space="preserve">L’organisateur s’engage à rembourser les frais de transport s’élevant à </w:t>
+      </w:r>
+      <w:r>
+        <w:rPr>
+          <w:b/>
+          <w:bCs/>
+        </w:rPr>
+        <w:t xml:space="preserve">{fraisTransport} €</w:t>
+      </w:r>
+      <w:r>
+        <w:t xml:space="preserve"> à l’association.</w:t>
+      </w:r>
+    </w:p>
+    <w:p>
+      <w:pPr>
+        <w:ind w:left="400"/>
+      </w:pPr>
+      <w:r>
+        <w:rPr>
+          <w:b/>
+          <w:bCs/>
+        </w:rPr>
+        <w:t xml:space="preserve">3-	</w:t>
+      </w:r>
+      <w:r>
+        <w:t xml:space="preserve">L’organisateur s’engage donc à régler la somme de </w:t>
+      </w:r>
+      <w:r>
+        <w:rPr>
+          <w:b/>
+          <w:bCs/>
+        </w:rPr>
+        <w:t xml:space="preserve">{montant} €</w:t>
+      </w:r>
+      <w:r>
+        <w:t xml:space="preserve"> soit par : </w:t>
       </w:r>
     </w:p>
     <w:p>
@@ -269,16 +774,10 @@
           <w:ilvl w:val="0"/>
           <w:numId w:val="1"/>
         </w:numPr>
-      </w:pPr>
-      <w:r>
-        <w:t xml:space="preserve">Lieu de la représentation : </w:t>
-      </w:r>
-      <w:r>
-        <w:rPr>
-          <w:b/>
-          <w:bCs/>
-        </w:rPr>
-        <w:t xml:space="preserve">{lieu}</w:t>
+        <w:ind w:left="800"/>
+      </w:pPr>
+      <w:r>
+        <w:t xml:space="preserve">Chèque à l’ordre de : « La Banda ESPERANZA »</w:t>
       </w:r>
     </w:p>
     <w:p>
@@ -288,16 +787,10 @@
           <w:ilvl w:val="0"/>
           <w:numId w:val="1"/>
         </w:numPr>
-      </w:pPr>
-      <w:r>
-        <w:t xml:space="preserve">Date : </w:t>
-      </w:r>
-      <w:r>
-        <w:rPr>
-          <w:b/>
-          <w:bCs/>
-        </w:rPr>
-        <w:t xml:space="preserve">{dateContrat}</w:t>
+        <w:ind w:left="800"/>
+      </w:pPr>
+      <w:r>
+        <w:t xml:space="preserve">Espèce</w:t>
       </w:r>
     </w:p>
     <w:p>
@@ -307,16 +800,10 @@
           <w:ilvl w:val="0"/>
           <w:numId w:val="1"/>
         </w:numPr>
-      </w:pPr>
-      <w:r>
-        <w:t xml:space="preserve">Horaire : </w:t>
-      </w:r>
-      <w:r>
-        <w:rPr>
-          <w:b/>
-          <w:bCs/>
-        </w:rPr>
-        <w:t xml:space="preserve">{horaireDebut} - {horaireFin}</w:t>
+        <w:ind w:left="800"/>
+      </w:pPr>
+      <w:r>
+        <w:t xml:space="preserve">Virement (nous contacter)</w:t>
       </w:r>
     </w:p>
     <w:p>
@@ -329,49 +816,14 @@
         <w:rPr>
           <w:b/>
           <w:bCs/>
-        </w:rPr>
-        <w:t xml:space="preserve">Article II – Obligations de l’association :</w:t>
-      </w:r>
-    </w:p>
-    <w:p>
-      <w:pPr>
-        <w:pStyle w:val="ListParagraph"/>
-        <w:numPr>
-          <w:ilvl w:val="0"/>
-          <w:numId w:val="1"/>
-        </w:numPr>
-      </w:pPr>
-      <w:r>
-        <w:t xml:space="preserve">L’association s’engage à produire sa représentation musicale et à en assurer la responsabilité artistique.</w:t>
-      </w:r>
-    </w:p>
-    <w:p>
-      <w:pPr>
-        <w:pStyle w:val="ListParagraph"/>
-        <w:numPr>
-          <w:ilvl w:val="0"/>
-          <w:numId w:val="1"/>
-        </w:numPr>
-      </w:pPr>
-      <w:r>
-        <w:t xml:space="preserve">L’association sera composée de </w:t>
-      </w:r>
-      <w:r>
-        <w:rPr>
-          <w:b/>
-          <w:bCs/>
-        </w:rPr>
-        <w:t xml:space="preserve">46</w:t>
-      </w:r>
-      <w:r>
-        <w:t xml:space="preserve"> musiciens bénévoles au complet et </w:t>
-      </w:r>
-      <w:r>
-        <w:rPr>
-          <w:b/>
-          <w:bCs/>
-        </w:rPr>
-        <w:t xml:space="preserve">se réserve le droit d’assurer une animation en effectif réduit.</w:t>
+          <w:u w:val="single"/>
+        </w:rPr>
+        <w:t xml:space="preserve">Article V – Hébergement – Restauration :</w:t>
+      </w:r>
+    </w:p>
+    <w:p>
+      <w:r>
+        <w:t xml:space="preserve">L’organisateur s’engage à assurer les repas, les boissons et l’hébergement (si nécessaire) des personnes composant l’association.</w:t>
       </w:r>
     </w:p>
     <w:p>
@@ -384,11 +836,15 @@
         <w:rPr>
           <w:b/>
           <w:bCs/>
-        </w:rPr>
-        <w:t xml:space="preserve">Article III – Obligation de l’organisateur :</w:t>
-      </w:r>
-    </w:p>
-    <w:p>
+          <w:u w:val="single"/>
+        </w:rPr>
+        <w:t xml:space="preserve">Article VI – Assurances :</w:t>
+      </w:r>
+    </w:p>
+    <w:p>
+      <w:pPr>
+        <w:ind w:left="400"/>
+      </w:pPr>
       <w:r>
         <w:rPr>
           <w:b/>
@@ -397,10 +853,23 @@
         <w:t xml:space="preserve">1-	</w:t>
       </w:r>
       <w:r>
-        <w:t xml:space="preserve">L’organisateur fournira le lieu de représentation en ordre de marche.</w:t>
-      </w:r>
-    </w:p>
-    <w:p>
+        <w:t xml:space="preserve">L’association possède sa propre </w:t>
+      </w:r>
+      <w:r>
+        <w:rPr>
+          <w:b/>
+          <w:bCs/>
+        </w:rPr>
+        <w:t xml:space="preserve">responsabilité civile</w:t>
+      </w:r>
+      <w:r>
+        <w:t xml:space="preserve"> souscrite auprès de la compagnie d’assurance SERENIS ASSURANCES au terme du contrat n°VD 7.000.004 - 40230-01</w:t>
+      </w:r>
+    </w:p>
+    <w:p>
+      <w:pPr>
+        <w:ind w:left="400"/>
+      </w:pPr>
       <w:r>
         <w:rPr>
           <w:b/>
@@ -409,29 +878,14 @@
         <w:t xml:space="preserve">2-	</w:t>
       </w:r>
       <w:r>
-        <w:t xml:space="preserve">Il assurera le service général du lieu : </w:t>
-      </w:r>
-      <w:r>
-        <w:rPr>
-          <w:b/>
-          <w:bCs/>
-        </w:rPr>
-        <w:t xml:space="preserve">accueil – sécurité</w:t>
-      </w:r>
-      <w:r>
-        <w:t xml:space="preserve">.</w:t>
-      </w:r>
-    </w:p>
-    <w:p>
-      <w:r>
-        <w:rPr>
-          <w:b/>
-          <w:bCs/>
-        </w:rPr>
-        <w:t xml:space="preserve">3-	</w:t>
-      </w:r>
-      <w:r>
-        <w:t xml:space="preserve">Il aura à sa charge les droits d’auteur et en assurera le paiement.</w:t>
+        <w:t xml:space="preserve">L’organisateur s’engage à couvrir par sa propre assurance </w:t>
+      </w:r>
+      <w:r>
+        <w:rPr>
+          <w:b/>
+          <w:bCs/>
+        </w:rPr>
+        <w:t xml:space="preserve">tous les préjudices humains ou/et matériels causés aux membres de l’association.</w:t>
       </w:r>
     </w:p>
     <w:p>
@@ -444,11 +898,15 @@
         <w:rPr>
           <w:b/>
           <w:bCs/>
-        </w:rPr>
-        <w:t xml:space="preserve">Article IV – Conditions financières :</w:t>
-      </w:r>
-    </w:p>
-    <w:p>
+          <w:u w:val="single"/>
+        </w:rPr>
+        <w:t xml:space="preserve">Article VII – Annulation :</w:t>
+      </w:r>
+    </w:p>
+    <w:p>
+      <w:pPr>
+        <w:ind w:left="400"/>
+      </w:pPr>
       <w:r>
         <w:rPr>
           <w:b/>
@@ -457,17 +915,13 @@
         <w:t xml:space="preserve">1-	</w:t>
       </w:r>
       <w:r>
-        <w:t xml:space="preserve">L’organisateur s’engage, en contrepartie de ce qui précède, à régler les prestations de l’association pour un montant total de </w:t>
-      </w:r>
-      <w:r>
-        <w:rPr>
-          <w:b/>
-          <w:bCs/>
-        </w:rPr>
-        <w:t xml:space="preserve">{montant} €</w:t>
-      </w:r>
-    </w:p>
-    <w:p>
+        <w:t xml:space="preserve">L’annulation du contrat n’est possible qu’après accord entre les deux parties.</w:t>
+      </w:r>
+    </w:p>
+    <w:p>
+      <w:pPr>
+        <w:ind w:left="400"/>
+      </w:pPr>
       <w:r>
         <w:rPr>
           <w:b/>
@@ -476,75 +930,7 @@
         <w:t xml:space="preserve">2-	</w:t>
       </w:r>
       <w:r>
-        <w:t xml:space="preserve">L’organisateur s’engage à rembourser les frais de transport s’élevant à </w:t>
-      </w:r>
-      <w:r>
-        <w:rPr>
-          <w:b/>
-          <w:bCs/>
-        </w:rPr>
-        <w:t xml:space="preserve">{fraisTransport} €</w:t>
-      </w:r>
-      <w:r>
-        <w:t xml:space="preserve"> à l’association.</w:t>
-      </w:r>
-    </w:p>
-    <w:p>
-      <w:r>
-        <w:rPr>
-          <w:b/>
-          <w:bCs/>
-        </w:rPr>
-        <w:t xml:space="preserve">3-	</w:t>
-      </w:r>
-      <w:r>
-        <w:t xml:space="preserve">L’organisateur s’engage donc à régler la somme de </w:t>
-      </w:r>
-      <w:r>
-        <w:rPr>
-          <w:b/>
-          <w:bCs/>
-        </w:rPr>
-        <w:t xml:space="preserve">{montant} €</w:t>
-      </w:r>
-      <w:r>
-        <w:t xml:space="preserve"> soit par : </w:t>
-      </w:r>
-    </w:p>
-    <w:p>
-      <w:pPr>
-        <w:pStyle w:val="ListParagraph"/>
-        <w:numPr>
-          <w:ilvl w:val="0"/>
-          <w:numId w:val="1"/>
-        </w:numPr>
-      </w:pPr>
-      <w:r>
-        <w:t xml:space="preserve">Chèque à l’ordre de : « La Banda ESPERANZA »</w:t>
-      </w:r>
-    </w:p>
-    <w:p>
-      <w:pPr>
-        <w:pStyle w:val="ListParagraph"/>
-        <w:numPr>
-          <w:ilvl w:val="0"/>
-          <w:numId w:val="1"/>
-        </w:numPr>
-      </w:pPr>
-      <w:r>
-        <w:t xml:space="preserve">Espèce</w:t>
-      </w:r>
-    </w:p>
-    <w:p>
-      <w:pPr>
-        <w:pStyle w:val="ListParagraph"/>
-        <w:numPr>
-          <w:ilvl w:val="0"/>
-          <w:numId w:val="1"/>
-        </w:numPr>
-      </w:pPr>
-      <w:r>
-        <w:t xml:space="preserve">Virement (nous contacter)</w:t>
+        <w:t xml:space="preserve">Si l’annulation par l’organisateur survient dans les 15 jours avant la date fixée de la date représentation, il incombe à l’organisateur de dédommager l’association du tiers de la somme fixée ci-dessus</w:t>
       </w:r>
     </w:p>
     <w:p>
@@ -557,118 +943,7 @@
         <w:rPr>
           <w:b/>
           <w:bCs/>
-        </w:rPr>
-        <w:t xml:space="preserve">Article V – Hébergement – Restauration :</w:t>
-      </w:r>
-    </w:p>
-    <w:p>
-      <w:r>
-        <w:t xml:space="preserve">L’organisateur s’engage à assurer les repas, les boissons et l’hébergement (si nécessaire) des personnes composant l’association.</w:t>
-      </w:r>
-    </w:p>
-    <w:p>
-      <w:pPr>
-        <w:spacing w:after="80"/>
-      </w:pPr>
-    </w:p>
-    <w:p>
-      <w:r>
-        <w:rPr>
-          <w:b/>
-          <w:bCs/>
-        </w:rPr>
-        <w:t xml:space="preserve">Article VI – Assurances :</w:t>
-      </w:r>
-    </w:p>
-    <w:p>
-      <w:pPr>
-        <w:pStyle w:val="ListParagraph"/>
-        <w:numPr>
-          <w:ilvl w:val="0"/>
-          <w:numId w:val="1"/>
-        </w:numPr>
-      </w:pPr>
-      <w:r>
-        <w:t xml:space="preserve">L’association possède sa propre </w:t>
-      </w:r>
-      <w:r>
-        <w:rPr>
-          <w:b/>
-          <w:bCs/>
-        </w:rPr>
-        <w:t xml:space="preserve">responsabilité civile</w:t>
-      </w:r>
-      <w:r>
-        <w:t xml:space="preserve"> souscrite auprès de la compagnie d’assurance SERENIS ASSURANCES au terme du contrat n°VD 7.000.004 - 40230-01</w:t>
-      </w:r>
-    </w:p>
-    <w:p>
-      <w:pPr>
-        <w:pStyle w:val="ListParagraph"/>
-        <w:numPr>
-          <w:ilvl w:val="0"/>
-          <w:numId w:val="1"/>
-        </w:numPr>
-      </w:pPr>
-      <w:r>
-        <w:t xml:space="preserve">L’organisateur s’engage à couvrir par sa propre assurance </w:t>
-      </w:r>
-      <w:r>
-        <w:rPr>
-          <w:b/>
-          <w:bCs/>
-        </w:rPr>
-        <w:t xml:space="preserve">tous les préjudices humains ou/et matériels causés aux membres de l’association.</w:t>
-      </w:r>
-    </w:p>
-    <w:p>
-      <w:pPr>
-        <w:spacing w:after="80"/>
-      </w:pPr>
-    </w:p>
-    <w:p>
-      <w:r>
-        <w:rPr>
-          <w:b/>
-          <w:bCs/>
-        </w:rPr>
-        <w:t xml:space="preserve">Article VII – Annulation :</w:t>
-      </w:r>
-    </w:p>
-    <w:p>
-      <w:pPr>
-        <w:pStyle w:val="ListParagraph"/>
-        <w:numPr>
-          <w:ilvl w:val="0"/>
-          <w:numId w:val="1"/>
-        </w:numPr>
-      </w:pPr>
-      <w:r>
-        <w:t xml:space="preserve">L’annulation du contrat n’est possible qu’après accord entre les deux parties.</w:t>
-      </w:r>
-    </w:p>
-    <w:p>
-      <w:pPr>
-        <w:pStyle w:val="ListParagraph"/>
-        <w:numPr>
-          <w:ilvl w:val="0"/>
-          <w:numId w:val="1"/>
-        </w:numPr>
-      </w:pPr>
-      <w:r>
-        <w:t xml:space="preserve">Si l’annulation par l’organisateur survient dans les 15 jours avant la date fixée de la date représentation, il incombe à l’organisateur de dédommager l’association du tiers de la somme fixée ci-dessus</w:t>
-      </w:r>
-    </w:p>
-    <w:p>
-      <w:pPr>
-        <w:spacing w:after="80"/>
-      </w:pPr>
-    </w:p>
-    <w:p>
-      <w:r>
-        <w:rPr>
-          <w:b/>
-          <w:bCs/>
+          <w:u w:val="single"/>
         </w:rPr>
         <w:t xml:space="preserve">Article VIII – Contentieux :</w:t>
       </w:r>
@@ -690,12 +965,12 @@
     </w:p>
     <w:p>
       <w:pPr>
-        <w:spacing w:after="200"/>
-      </w:pPr>
-    </w:p>
-    <w:p>
-      <w:r>
-        <w:t xml:space="preserve">		Fait à </w:t>
+        <w:spacing w:after="300"/>
+      </w:pPr>
+    </w:p>
+    <w:p>
+      <w:r>
+        <w:t xml:space="preserve">Fait à </w:t>
       </w:r>
       <w:r>
         <w:rPr>
@@ -717,17 +992,17 @@
     </w:p>
     <w:p>
       <w:pPr>
-        <w:spacing w:after="400"/>
+        <w:spacing w:after="500"/>
       </w:pPr>
     </w:p>
     <w:tbl>
       <w:tblPr>
         <w:tblW w:type="dxa" w:w="9600"/>
         <w:tblBorders>
-          <w:top w:val="single" w:color="auto" w:sz="4"/>
-          <w:left w:val="single" w:color="auto" w:sz="4"/>
-          <w:bottom w:val="single" w:color="auto" w:sz="4"/>
-          <w:right w:val="single" w:color="auto" w:sz="4"/>
+          <w:top w:val="none" w:color="FFFFFF" w:sz="0"/>
+          <w:left w:val="none" w:color="FFFFFF" w:sz="0"/>
+          <w:bottom w:val="none" w:color="FFFFFF" w:sz="0"/>
+          <w:right w:val="none" w:color="FFFFFF" w:sz="0"/>
           <w:insideH w:val="single" w:color="auto" w:sz="4"/>
           <w:insideV w:val="single" w:color="auto" w:sz="4"/>
         </w:tblBorders>
@@ -779,24 +1054,9 @@
         </w:tc>
       </w:tr>
     </w:tbl>
-    <w:p>
-      <w:pPr>
-        <w:spacing w:before="800"/>
-      </w:pPr>
-    </w:p>
-    <w:p>
-      <w:r>
-        <w:rPr>
-          <w:color w:val="999999"/>
-          <w:sz w:val="16"/>
-          <w:szCs w:val="16"/>
-        </w:rPr>
-        <w:t xml:space="preserve">Propriété de la Banda ESPERANZA</w:t>
-      </w:r>
-    </w:p>
     <w:sectPr>
       <w:pgSz w:w="11906" w:h="16838" w:orient="portrait"/>
-      <w:pgMar w:top="1000" w:right="1200" w:bottom="1000" w:left="1200" w:header="708" w:footer="708" w:gutter="0"/>
+      <w:pgMar w:top="900" w:right="1200" w:bottom="900" w:left="1200" w:header="708" w:footer="708" w:gutter="0"/>
       <w:pgNumType/>
       <w:docGrid w:linePitch="360"/>
     </w:sectPr>

--- a/modele-contrat.docx
+++ b/modele-contrat.docx
@@ -138,15 +138,6 @@
               <w:t xml:space="preserve">contact@banda-esperanza.com</w:t>
             </w:r>
           </w:p>
-          <w:p>
-            <w:r>
-              <w:rPr>
-                <w:sz w:val="18"/>
-                <w:szCs w:val="18"/>
-              </w:rPr>
-              <w:t xml:space="preserve">www.banda-esperanza.com</w:t>
-            </w:r>
-          </w:p>
         </w:tc>
       </w:tr>
     </w:tbl>
@@ -225,7 +216,7 @@
     </w:p>
     <w:p>
       <w:pPr>
-        <w:spacing w:after="120"/>
+        <w:spacing w:after="180"/>
       </w:pPr>
     </w:p>
     <w:p>
@@ -294,7 +285,7 @@
       <w:r>
         <w:t xml:space="preserve">	Email : </w:t>
       </w:r>
-      <w:hyperlink w:history="1" r:id="rIdjwzq0ewtk7dowgvfycjb9">
+      <w:hyperlink w:history="1" r:id="rId71t5hjqris_m5uoqzlj0b">
         <w:r>
           <w:rPr>
             <w:rStyle w:val="Hyperlink"/>
@@ -346,7 +337,7 @@
     </w:p>
     <w:p>
       <w:pPr>
-        <w:spacing w:after="80"/>
+        <w:spacing w:after="140"/>
       </w:pPr>
     </w:p>
     <w:p>
@@ -360,7 +351,7 @@
     </w:p>
     <w:p>
       <w:pPr>
-        <w:spacing w:after="80"/>
+        <w:spacing w:after="140"/>
       </w:pPr>
     </w:p>
     <w:p>
@@ -448,7 +439,7 @@
     </w:p>
     <w:p>
       <w:pPr>
-        <w:spacing w:after="120"/>
+        <w:spacing w:after="180"/>
       </w:pPr>
     </w:p>
     <w:p>
@@ -464,7 +455,7 @@
     </w:p>
     <w:p>
       <w:pPr>
-        <w:spacing w:after="120"/>
+        <w:spacing w:after="180"/>
       </w:pPr>
     </w:p>
     <w:p>
@@ -484,6 +475,7 @@
     </w:p>
     <w:p>
       <w:pPr>
+        <w:spacing w:after="60"/>
         <w:ind w:left="400"/>
       </w:pPr>
       <w:r>
@@ -506,6 +498,7 @@
     </w:p>
     <w:p>
       <w:pPr>
+        <w:spacing w:after="60"/>
         <w:ind w:left="400"/>
       </w:pPr>
       <w:r>
@@ -528,6 +521,7 @@
     </w:p>
     <w:p>
       <w:pPr>
+        <w:spacing w:after="60"/>
         <w:ind w:left="400"/>
       </w:pPr>
       <w:r>
@@ -550,7 +544,7 @@
     </w:p>
     <w:p>
       <w:pPr>
-        <w:spacing w:after="80"/>
+        <w:spacing w:after="140"/>
       </w:pPr>
     </w:p>
     <w:p>
@@ -565,6 +559,7 @@
     </w:p>
     <w:p>
       <w:pPr>
+        <w:spacing w:after="60"/>
         <w:ind w:left="400"/>
       </w:pPr>
       <w:r>
@@ -580,6 +575,7 @@
     </w:p>
     <w:p>
       <w:pPr>
+        <w:spacing w:after="60"/>
         <w:ind w:left="400"/>
       </w:pPr>
       <w:r>
@@ -612,7 +608,7 @@
     </w:p>
     <w:p>
       <w:pPr>
-        <w:spacing w:after="80"/>
+        <w:spacing w:after="140"/>
       </w:pPr>
     </w:p>
     <w:p>
@@ -627,6 +623,7 @@
     </w:p>
     <w:p>
       <w:pPr>
+        <w:spacing w:after="60"/>
         <w:ind w:left="400"/>
       </w:pPr>
       <w:r>
@@ -642,6 +639,7 @@
     </w:p>
     <w:p>
       <w:pPr>
+        <w:spacing w:after="60"/>
         <w:ind w:left="400"/>
       </w:pPr>
       <w:r>
@@ -667,6 +665,7 @@
     </w:p>
     <w:p>
       <w:pPr>
+        <w:spacing w:after="60"/>
         <w:ind w:left="400"/>
       </w:pPr>
       <w:r>
@@ -682,7 +681,7 @@
     </w:p>
     <w:p>
       <w:pPr>
-        <w:spacing w:after="80"/>
+        <w:spacing w:after="140"/>
       </w:pPr>
     </w:p>
     <w:p>
@@ -697,6 +696,7 @@
     </w:p>
     <w:p>
       <w:pPr>
+        <w:spacing w:after="60"/>
         <w:ind w:left="400"/>
       </w:pPr>
       <w:r>
@@ -719,6 +719,7 @@
     </w:p>
     <w:p>
       <w:pPr>
+        <w:spacing w:after="60"/>
         <w:ind w:left="400"/>
       </w:pPr>
       <w:r>
@@ -744,6 +745,7 @@
     </w:p>
     <w:p>
       <w:pPr>
+        <w:spacing w:after="60"/>
         <w:ind w:left="400"/>
       </w:pPr>
       <w:r>
@@ -761,7 +763,7 @@
           <w:b/>
           <w:bCs/>
         </w:rPr>
-        <w:t xml:space="preserve">{montant} €</w:t>
+        <w:t xml:space="preserve">{total} €</w:t>
       </w:r>
       <w:r>
         <w:t xml:space="preserve"> soit par : </w:t>
@@ -808,7 +810,7 @@
     </w:p>
     <w:p>
       <w:pPr>
-        <w:spacing w:after="80"/>
+        <w:spacing w:after="140"/>
       </w:pPr>
     </w:p>
     <w:p>
@@ -828,7 +830,7 @@
     </w:p>
     <w:p>
       <w:pPr>
-        <w:spacing w:after="80"/>
+        <w:spacing w:after="140"/>
       </w:pPr>
     </w:p>
     <w:p>
@@ -843,6 +845,7 @@
     </w:p>
     <w:p>
       <w:pPr>
+        <w:spacing w:after="60"/>
         <w:ind w:left="400"/>
       </w:pPr>
       <w:r>
@@ -868,6 +871,7 @@
     </w:p>
     <w:p>
       <w:pPr>
+        <w:spacing w:after="60"/>
         <w:ind w:left="400"/>
       </w:pPr>
       <w:r>
@@ -890,7 +894,7 @@
     </w:p>
     <w:p>
       <w:pPr>
-        <w:spacing w:after="80"/>
+        <w:spacing w:after="140"/>
       </w:pPr>
     </w:p>
     <w:p>
@@ -905,6 +909,7 @@
     </w:p>
     <w:p>
       <w:pPr>
+        <w:spacing w:after="60"/>
         <w:ind w:left="400"/>
       </w:pPr>
       <w:r>
@@ -920,6 +925,7 @@
     </w:p>
     <w:p>
       <w:pPr>
+        <w:spacing w:after="60"/>
         <w:ind w:left="400"/>
       </w:pPr>
       <w:r>
@@ -935,7 +941,7 @@
     </w:p>
     <w:p>
       <w:pPr>
-        <w:spacing w:after="80"/>
+        <w:spacing w:after="140"/>
       </w:pPr>
     </w:p>
     <w:p>
